--- a/flow/20230914_vu_template/В,У - Мінея/09-Вересень/16-__-Євфимії.docx
+++ b/flow/20230914_vu_template/В,У - Мінея/09-Вересень/16-__-Євфимії.docx
@@ -1373,7 +1373,7 @@
           <w:szCs w:val="24"/>
           <w:lang w:val="ru-MD"/>
         </w:rPr>
-        <w:t>Виходить чоловік до свого діла,* і до своєї праці аж до вечора.</w:t>
+        <w:t>Виходить людина до свого діла,* і до своєї праці аж до вечора.</w:t>
       </w:r>
     </w:p>
     <w:p>
@@ -1970,7 +1970,7 @@
           <w:szCs w:val="24"/>
           <w:lang w:val="ru-MD"/>
         </w:rPr>
-        <w:t>о милости твоєї, але вислухай, Господи, усі наші спасенні прохання, і вчини нас достойними любити і боятися тебе від усього серця нашого і творити в усьому волю твою. Бо ти є добрий і чоловіколюбний Бог, і тобі славу віддаємо: Отцю, і Сину, і Святому Духов</w:t>
+        <w:t>о милости твоєї, але вислухай, Господи, усі наші спасенні прохання, і вчини нас достойними любити і боятися тебе від усього серця нашого і творити в усьому волю твою. Бо ти є добрий і людинолюбний Бог, і тобі славу віддаємо: Отцю, і Сину, і Святому Духов</w:t>
       </w:r>
       <w:r>
         <w:rPr>
@@ -2076,7 +2076,7 @@
           <w:szCs w:val="24"/>
           <w:lang w:val="ru-MD"/>
         </w:rPr>
-        <w:t>ю, що знаєш думки людські, що відаєш те, чого ми потребуємо, і багато більше, ніж ми просимо, або розуміємо. Самий ти, чоловіколюбний Царю, у всьому добрий, задовольни нас багатством твоїх ласк, щоб ми непостидною совістю призивали святе ім'я твоє; і не вв</w:t>
+        <w:t>ю, що знаєш думки людські, що відаєш те, чого ми потребуємо, і багато більше, ніж ми просимо, або розуміємо. Самий ти, людинолюбний Царю, у всьому добрий, задовольни нас багатством твоїх ласк, щоб ми непостидною совістю призивали святе ім'я твоє; і не вв</w:t>
       </w:r>
       <w:r>
         <w:rPr>
@@ -2142,7 +2142,7 @@
           <w:szCs w:val="24"/>
           <w:lang w:val="ru-MD"/>
         </w:rPr>
-        <w:t xml:space="preserve"> Святого твого Духа, − милістю, щедротами і чоловіколюб'ям єдинородного Сина твого, з яким і ти є благословенний, з пресвятим, добрим і животворящим твоїм Духом, нині і повсякчас, і на віки віків. Амінь.</w:t>
+        <w:t xml:space="preserve"> Святого твого Духа, − милістю, щедротами і людинолюб'ям єдинородного Сина твого, з яким і ти є благословенний, з пресвятим, добрим і животворящим твоїм Духом, нині і повсякчас, і на віки віків. Амінь.</w:t>
       </w:r>
     </w:p>
     <w:p>
@@ -2199,7 +2199,7 @@
           <w:szCs w:val="24"/>
           <w:lang w:val="ru-MD"/>
         </w:rPr>
-        <w:t xml:space="preserve"> чоловіколюбного Бога нашого. Бо ти Бог наш і тобі славу віддаємо: Отцю, і Сину, і Святому Духові, нині і повсякчас, і на віки віків. Амінь.</w:t>
+        <w:t xml:space="preserve"> людинолюбного Бога нашого. Бо ти Бог наш і тобі славу віддаємо: Отцю, і Сину, і Святому Духові, нині і повсякчас, і на віки віків. Амінь.</w:t>
       </w:r>
     </w:p>
     <w:p>
@@ -2274,7 +2274,7 @@
           <w:szCs w:val="24"/>
           <w:lang w:val="ru-MD"/>
         </w:rPr>
-        <w:t xml:space="preserve">оєї доброти, приносячи твоєму милосердю молитви і моління, за наші і всіх твоїх людей провини. Відвідай їх задля молитов святої Богородиці. Бо ти є добрий і чоловіколюбний </w:t>
+        <w:t xml:space="preserve">оєї доброти, приносячи твоєму милосердю молитви і моління, за наші і всіх твоїх людей провини. Відвідай їх задля молитов святої Богородиці. Бо ти є добрий і людинолюбний </w:t>
       </w:r>
       <w:r>
         <w:rPr>
@@ -7034,7 +7034,7 @@
           <w:szCs w:val="24"/>
           <w:lang w:val="ru-MD"/>
         </w:rPr>
-        <w:t>Звісти́ли днесь небеса́,* Неося́жний, лю́дям сла́ву Твою́:* бо світло вибли́скуючи* світлом непристу́пним,* Хреста́ о́браз* ви́крив навіжений і жорсто́кий но́ров Боговби́вць.* Тому́ Твій чоловіколю́бний Про́мисел сла́вимо,* Ісу́се всеси́ль</w:t>
+        <w:t>Звісти́ли днесь небеса́,* Неося́жний, лю́дям сла́ву Твою́:* бо світло вибли́скуючи* світлом непристу́пним,* Хреста́ о́браз* ви́крив навіжений і жорсто́кий но́ров Боговби́вць.* Тому́ Твій людинаолю́бний Про́мисел сла́вимо,* Ісу́се всеси́ль</w:t>
       </w:r>
       <w:r>
         <w:rPr>
@@ -10082,7 +10082,7 @@
           <w:u w:val="single"/>
           <w:lang w:val="ru-MD"/>
         </w:rPr>
-        <w:t>м обличчям, щоб тебе визнавати і принести тобі вечірнє славослов'я. Направ, Чоловіколюбче, молитву нашу, немов кадило, перед тобою і прийми її, як благовонний запах. Дай нам мирний цей вечір і близьку вже ніч; зодягни нас у броню світла; визволь нас від ні</w:t>
+        <w:t>м обличчям, щоб тебе визнавати і принести тобі вечірнє славослов'я. Направ, Людинолюбче, молитву нашу, немов кадило, перед тобою і прийми її, як благовонний запах. Дай нам мирний цей вечір і близьку вже ніч; зодягни нас у броню світла; визволь нас від ні</w:t>
       </w:r>
       <w:r>
         <w:rPr>
@@ -10395,7 +10395,7 @@
           <w:szCs w:val="24"/>
           <w:lang w:val="ru-MD"/>
         </w:rPr>
-        <w:t>ди, Боже наш, що прихилив небо і зійшов на спасіння людського роду! Зглянься на слуг твоїх і на спадкоємство твоє, бо перед тобою, страшним і чоловіколюбним Суддею, слуги твої схилили свої голови і зігнули свої шиї, не від людей очікуючи допомоги, але на т</w:t>
+        <w:t>ди, Боже наш, що прихилив небо і зійшов на спасіння людського роду! Зглянься на слуг твоїх і на спадкоємство твоє, бо перед тобою, страшним і людинолюбним Суддею, слуги твої схилили свої голови і зігнули свої шиї, не від людей очікуючи допомоги, але на т</w:t>
       </w:r>
       <w:r>
         <w:rPr>
@@ -12393,7 +12393,7 @@
           <w:szCs w:val="24"/>
           <w:lang w:val="ru-MD"/>
         </w:rPr>
-        <w:t>, і всіх святих, помилує і спасе нас, як благий і чоловіколюбець.</w:t>
+        <w:t>, і всіх святих, помилує і спасе нас, як благий і людинолюбний.</w:t>
       </w:r>
     </w:p>
     <w:p>
@@ -14154,7 +14154,7 @@
           <w:szCs w:val="24"/>
           <w:lang w:val="ru-MD"/>
         </w:rPr>
-        <w:t>Мене залічено до тих, що сходять у яму.* Я став як чоловік, що допомоги не має.</w:t>
+        <w:t>Мене залічено до тих, що сходять у яму.* Я став як людина, що допомоги не має.</w:t>
       </w:r>
     </w:p>
     <w:p>
@@ -16123,7 +16123,7 @@
           <w:szCs w:val="24"/>
           <w:lang w:val="ru-MD"/>
         </w:rPr>
-        <w:t xml:space="preserve">к Добрий і Чоловіколюбець, аж до останнього нашого віддиху появляти тобі жертву справедливости й приноси на святих твоїх жертовниках, милістю і ласками і чоловіколюб'ям єдинородного Сина твого, з яким ти є благословенний з пресвятим, добрим і животворящим </w:t>
+        <w:t xml:space="preserve">к Добрий і Людинолюбець, аж до останнього нашого віддиху появляти тобі жертву справедливости й приноси на святих твоїх жертовниках, милістю і ласками і людинолюб'ям єдинородного Сина твого, з яким ти є благословенний з пресвятим, добрим і животворящим </w:t>
       </w:r>
       <w:r>
         <w:rPr>
@@ -18311,7 +18311,7 @@
           <w:szCs w:val="24"/>
           <w:lang w:val="ru-MD"/>
         </w:rPr>
-        <w:t xml:space="preserve"> Дереву хреста твого поклоняємось, Чоловіколюбче,* бо на ньому ти – Життя всіх, розп'явся і відчинив, Спасе, рай розбійникові,* що з вірою до тебе звернувся* і сподобився вічного блаженства, коли закликав:* Згадай мене, Господи!* Прийми і нас, як і його, щ</w:t>
+        <w:t xml:space="preserve"> Дереву хреста твого поклоняємось, Людинолюбче,* бо на ньому ти – Життя всіх, розп'явся і відчинив, Спасе, рай розбійникові,* що з вірою до тебе звернувся* і сподобився вічного блаженства, коли закликав:* Згадай мене, Господи!* Прийми і нас, як і його, щ</w:t>
       </w:r>
       <w:r>
         <w:rPr>
@@ -18721,7 +18721,7 @@
           <w:szCs w:val="24"/>
           <w:lang w:val="ru-MD"/>
         </w:rPr>
-        <w:t>Бо Ти благий і Чоловіколюбець Бог єси і Тобі славу возсилаємо Отцю, і Сину, і Святому Духові</w:t>
+        <w:t>Бо Ти благий і Людинолюбець Бог єси і Тобі славу возсилаємо Отцю, і Сину, і Святому Духові</w:t>
       </w:r>
       <w:r>
         <w:rPr>
@@ -19467,7 +19467,7 @@
           <w:u w:val="single"/>
           <w:lang w:val="ru-MD"/>
         </w:rPr>
-        <w:t xml:space="preserve">ас від лиця твого, але дозволь, як Добрий і Чоловіколюбець, аж до останнього нашого віддиху появляти тобі жертву справедливости й приноси на святих твоїх жертовниках, милістю і ласками і чоловіколюб'ям єдинородного Сина твого, з яким ти є благословенний з </w:t>
+        <w:t xml:space="preserve">ас від лиця твого, але дозволь, як Добрий і Людинолюбець, аж до останнього нашого віддиху появляти тобі жертву справедливости й приноси на святих твоїх жертовниках, милістю і ласками і людинолюб'ям єдинородного Сина твого, з яким ти є благословенний з </w:t>
       </w:r>
       <w:r>
         <w:rPr>
@@ -25522,7 +25522,7 @@
           <w:szCs w:val="24"/>
           <w:lang w:val="ru-MD"/>
         </w:rPr>
-        <w:t>де в чому згрішили добровільно чи недобровільно, як добрий і чоловіколюбний Бог, прости і даруй нам земні й небесні добра твої:</w:t>
+        <w:t>де в чому згрішили добровільно чи недобровільно, як добрий і людинолюбний Бог, прости і даруй нам земні й небесні добра твої:</w:t>
       </w:r>
     </w:p>
     <w:p>
@@ -27241,7 +27241,7 @@
           <w:szCs w:val="24"/>
           <w:lang w:val="ru-MD"/>
         </w:rPr>
-        <w:t>, і всіх святих, помилує і спасе нас, як благий і чоловіколюбець.</w:t>
+        <w:t>, і всіх святих, помилує і спасе нас, як благий і людинолюбний.</w:t>
       </w:r>
     </w:p>
     <w:p>
